--- a/docs/publications/aan-training-program/AAN_Assessment_Rubrics.docx
+++ b/docs/publications/aan-training-program/AAN_Assessment_Rubrics.docx
@@ -20,7 +20,7 @@
           <w:color w:val="5A5A5A"/>
           <w:sz w:val="24"/>
         </w:rPr>
-        <w:t>Per-slot scoring sheets for the compliance-track capstone (the seven-slot walk)</w:t>
+        <w:t>Per-slot scoring sheets for the compliance-track capstone (the eight-slot walk)</w:t>
       </w:r>
     </w:p>
     <w:p>
@@ -61,7 +61,7 @@
         <w:rPr>
           <w:sz w:val="22"/>
         </w:rPr>
-        <w:t xml:space="preserve">These rubrics score the Track A capstone: one document covering all seven evidence slots, backed by a real </w:t>
+        <w:t xml:space="preserve">These rubrics score the Track A capstone: one document covering all eight evidence slots, backed by a real </w:t>
       </w:r>
       <w:r>
         <w:rPr>
@@ -1900,7 +1900,7 @@
               <w:rPr>
                 <w:sz w:val="18"/>
               </w:rPr>
-              <w:t>An actual SBOM/VDR artifact, and the scaffold rules honestly listed with the Dec 7 2026 gate</w:t>
+              <w:t>An actual SBOM/VDR artifact, and the Book 16 submission cadence stated against the Dec 7 2026 gate</w:t>
             </w:r>
           </w:p>
         </w:tc>
@@ -2116,6 +2116,234 @@
                 <w:sz w:val="18"/>
               </w:rPr>
               <w:t>A tabletop AAR (even a lab one) with findings and owners — a zero-finding AAR scores 0 here, per Book 11</w:t>
+            </w:r>
+          </w:p>
+        </w:tc>
+      </w:tr>
+    </w:tbl>
+    <w:p/>
+    <w:p>
+      <w:pPr>
+        <w:pStyle w:val="Heading2"/>
+      </w:pPr>
+      <w:r>
+        <w:rPr>
+          <w:color w:val="0D1B2E"/>
+        </w:rPr>
+        <w:t>Slot 8 — training (KSI-CED)</w:t>
+      </w:r>
+    </w:p>
+    <w:tbl>
+      <w:tblPr>
+        <w:tblStyle w:val="LightList-Accent1"/>
+        <w:tblW w:type="auto" w:w="0"/>
+        <w:tblLook w:firstColumn="1" w:firstRow="1" w:lastColumn="0" w:lastRow="0" w:noHBand="0" w:noVBand="1" w:val="04A0"/>
+      </w:tblPr>
+      <w:tblGrid>
+        <w:gridCol w:w="3120"/>
+        <w:gridCol w:w="3120"/>
+        <w:gridCol w:w="3120"/>
+      </w:tblGrid>
+      <w:tr>
+        <w:tc>
+          <w:tcPr>
+            <w:tcW w:type="dxa" w:w="3120"/>
+          </w:tcPr>
+          <w:p>
+            <w:r>
+              <w:rPr>
+                <w:b/>
+              </w:rPr>
+            </w:r>
+            <w:r>
+              <w:rPr>
+                <w:b/>
+                <w:sz w:val="18"/>
+              </w:rPr>
+              <w:t>Criterion</w:t>
+            </w:r>
+          </w:p>
+        </w:tc>
+        <w:tc>
+          <w:tcPr>
+            <w:tcW w:type="dxa" w:w="3120"/>
+          </w:tcPr>
+          <w:p>
+            <w:r>
+              <w:rPr>
+                <w:b/>
+              </w:rPr>
+            </w:r>
+            <w:r>
+              <w:rPr>
+                <w:b/>
+                <w:sz w:val="18"/>
+              </w:rPr>
+              <w:t>Level 2 evidence</w:t>
+            </w:r>
+          </w:p>
+        </w:tc>
+        <w:tc>
+          <w:tcPr>
+            <w:tcW w:type="dxa" w:w="3120"/>
+          </w:tcPr>
+          <w:p>
+            <w:r>
+              <w:rPr>
+                <w:b/>
+              </w:rPr>
+            </w:r>
+            <w:r>
+              <w:rPr>
+                <w:b/>
+                <w:sz w:val="18"/>
+              </w:rPr>
+              <w:t>Level 3 adds</w:t>
+            </w:r>
+          </w:p>
+        </w:tc>
+      </w:tr>
+      <w:tr>
+        <w:tc>
+          <w:tcPr>
+            <w:tcW w:type="dxa" w:w="3120"/>
+          </w:tcPr>
+          <w:p>
+            <w:r/>
+            <w:r>
+              <w:rPr>
+                <w:sz w:val="18"/>
+              </w:rPr>
+              <w:t>Books</w:t>
+            </w:r>
+          </w:p>
+        </w:tc>
+        <w:tc>
+          <w:tcPr>
+            <w:tcW w:type="dxa" w:w="3120"/>
+          </w:tcPr>
+          <w:p>
+            <w:r/>
+            <w:r>
+              <w:rPr>
+                <w:sz w:val="18"/>
+              </w:rPr>
+              <w:t>15 (16 as the freshness/ConMon context)</w:t>
+            </w:r>
+          </w:p>
+        </w:tc>
+        <w:tc>
+          <w:tcPr>
+            <w:tcW w:type="dxa" w:w="3120"/>
+          </w:tcPr>
+          <w:p>
+            <w:r/>
+            <w:r>
+              <w:rPr>
+                <w:sz w:val="18"/>
+              </w:rPr>
+              <w:t>—</w:t>
+            </w:r>
+          </w:p>
+        </w:tc>
+      </w:tr>
+      <w:tr>
+        <w:tc>
+          <w:tcPr>
+            <w:tcW w:type="dxa" w:w="3120"/>
+          </w:tcPr>
+          <w:p>
+            <w:r/>
+            <w:r>
+              <w:rPr>
+                <w:sz w:val="18"/>
+              </w:rPr>
+              <w:t>Controls</w:t>
+            </w:r>
+          </w:p>
+        </w:tc>
+        <w:tc>
+          <w:tcPr>
+            <w:tcW w:type="dxa" w:w="3120"/>
+          </w:tcPr>
+          <w:p>
+            <w:r/>
+            <w:r>
+              <w:rPr>
+                <w:sz w:val="18"/>
+              </w:rPr>
+              <w:t>AT-2(+1/+2), AT-3(+3/+5), AT-4, CP-3, IR-2 mapped to the four training dimensions</w:t>
+            </w:r>
+          </w:p>
+        </w:tc>
+        <w:tc>
+          <w:tcPr>
+            <w:tcW w:type="dxa" w:w="3120"/>
+          </w:tcPr>
+          <w:p>
+            <w:r/>
+            <w:r>
+              <w:rPr>
+                <w:sz w:val="18"/>
+              </w:rPr>
+              <w:t>—</w:t>
+            </w:r>
+          </w:p>
+        </w:tc>
+      </w:tr>
+      <w:tr>
+        <w:tc>
+          <w:tcPr>
+            <w:tcW w:type="dxa" w:w="3120"/>
+          </w:tcPr>
+          <w:p>
+            <w:r/>
+            <w:r>
+              <w:rPr>
+                <w:sz w:val="18"/>
+              </w:rPr>
+              <w:t>Evidence flow</w:t>
+            </w:r>
+          </w:p>
+        </w:tc>
+        <w:tc>
+          <w:tcPr>
+            <w:tcW w:type="dxa" w:w="3120"/>
+          </w:tcPr>
+          <w:p>
+            <w:r/>
+            <w:r>
+              <w:rPr>
+                <w:sz w:val="18"/>
+              </w:rPr>
+              <w:t xml:space="preserve">The </w:t>
+            </w:r>
+            <w:r>
+              <w:rPr>
+                <w:rFonts w:ascii="Consolas" w:hAnsi="Consolas"/>
+                <w:sz w:val="18"/>
+              </w:rPr>
+              <w:t>training-effectiveness-record</w:t>
+            </w:r>
+            <w:r>
+              <w:rPr>
+                <w:sz w:val="18"/>
+              </w:rPr>
+              <w:t xml:space="preserve"> JSON named as the KSI-022 evidence contract, with the ≥95% thresholds</w:t>
+            </w:r>
+          </w:p>
+        </w:tc>
+        <w:tc>
+          <w:tcPr>
+            <w:tcW w:type="dxa" w:w="3120"/>
+          </w:tcPr>
+          <w:p>
+            <w:r/>
+            <w:r>
+              <w:rPr>
+                <w:sz w:val="18"/>
+              </w:rPr>
+              <w:t>An actual record (lab-generated is fine) passing the PASS logic, with per-identity phishing results — aggregate-only stats score 0 here, per Book 15</w:t>
             </w:r>
           </w:p>
         </w:tc>
@@ -2407,6 +2635,38 @@
                 <w:sz w:val="18"/>
               </w:rPr>
               <w:t>7 — continuity</w:t>
+            </w:r>
+          </w:p>
+        </w:tc>
+        <w:tc>
+          <w:tcPr>
+            <w:tcW w:type="dxa" w:w="3120"/>
+          </w:tcPr>
+          <w:p>
+            <w:r/>
+          </w:p>
+        </w:tc>
+        <w:tc>
+          <w:tcPr>
+            <w:tcW w:type="dxa" w:w="3120"/>
+          </w:tcPr>
+          <w:p>
+            <w:r/>
+          </w:p>
+        </w:tc>
+      </w:tr>
+      <w:tr>
+        <w:tc>
+          <w:tcPr>
+            <w:tcW w:type="dxa" w:w="3120"/>
+          </w:tcPr>
+          <w:p>
+            <w:r/>
+            <w:r>
+              <w:rPr>
+                <w:sz w:val="18"/>
+              </w:rPr>
+              <w:t>8 — training</w:t>
             </w:r>
           </w:p>
         </w:tc>

--- a/docs/publications/aan-training-program/AAN_Assessment_Rubrics.docx
+++ b/docs/publications/aan-training-program/AAN_Assessment_Rubrics.docx
@@ -390,7 +390,7 @@
         <w:rPr>
           <w:sz w:val="22"/>
         </w:rPr>
-        <w:t xml:space="preserve"> at least three slots at level 3. (All seven at level 3 is the "distinguished" outcome — it is, in substance, a ConMon narrative.)</w:t>
+        <w:t xml:space="preserve"> at least three slots at level 3. (All eight at level 3 is the "distinguished" outcome — it is, in substance, a ConMon narrative.)</w:t>
       </w:r>
     </w:p>
     <w:p>
@@ -723,7 +723,7 @@
               <w:rPr>
                 <w:sz w:val="18"/>
               </w:rPr>
-              <w:t>03, 04, 07 named (05 as procedural companion)</w:t>
+              <w:t>03, 04, 06, 07, 10 named (08 as procedural companion)</w:t>
             </w:r>
           </w:p>
         </w:tc>
@@ -781,7 +781,7 @@
               <w:rPr>
                 <w:sz w:val="18"/>
               </w:rPr>
-              <w:t>Before/after table for at least one AC-6 enhancement (Book 07 style)</w:t>
+              <w:t>Before/after table for at least one AC-6 enhancement (Book 10 style)</w:t>
             </w:r>
           </w:p>
         </w:tc>
@@ -1153,7 +1153,7 @@
               <w:rPr>
                 <w:sz w:val="18"/>
               </w:rPr>
-              <w:t>02, 06</w:t>
+              <w:t>05, 09</w:t>
             </w:r>
           </w:p>
         </w:tc>
@@ -1197,7 +1197,7 @@
               <w:rPr>
                 <w:sz w:val="18"/>
               </w:rPr>
-              <w:t>SC-8 / CA-7 anchors; Book 06's SC/SI depth distinguished from Book 02's argument</w:t>
+              <w:t>SC-8 / CA-7 anchors; Book 09's SC/SI depth distinguished from Book 05's argument</w:t>
             </w:r>
           </w:p>
         </w:tc>
@@ -1368,7 +1368,7 @@
               <w:rPr>
                 <w:sz w:val="18"/>
               </w:rPr>
-              <w:t>08, 09, 10</w:t>
+              <w:t>11, 12, 13</w:t>
             </w:r>
           </w:p>
         </w:tc>
@@ -1583,7 +1583,7 @@
               <w:rPr>
                 <w:sz w:val="18"/>
               </w:rPr>
-              <w:t>07 (PAW), 08 (assessment surface), 14 (PII endpoints)</w:t>
+              <w:t>10 (PAW), 11 (assessment surface), 17 (PII endpoints); 02 noted (device identity — binding pending mapping refresh)</w:t>
             </w:r>
           </w:p>
         </w:tc>
@@ -1627,7 +1627,7 @@
               <w:rPr>
                 <w:sz w:val="18"/>
               </w:rPr>
-              <w:t>CM-8 / IA-3 anchors; PT entry points from Book 14</w:t>
+              <w:t>CM-8 / IA-3 anchors; PT entry points from Book 17</w:t>
             </w:r>
           </w:p>
         </w:tc>
@@ -1685,7 +1685,7 @@
               <w:rPr>
                 <w:sz w:val="18"/>
               </w:rPr>
-              <w:t>The PII-handling endpoint subset called out with its Book 14 transparency treatment</w:t>
+              <w:t>The PII-handling endpoint subset called out with its Book 17 transparency treatment</w:t>
             </w:r>
           </w:p>
         </w:tc>
@@ -1798,7 +1798,7 @@
               <w:rPr>
                 <w:sz w:val="18"/>
               </w:rPr>
-              <w:t>08, 10, 12, 13</w:t>
+              <w:t>11, 13, 15, 16</w:t>
             </w:r>
           </w:p>
         </w:tc>
@@ -1842,7 +1842,7 @@
               <w:rPr>
                 <w:sz w:val="18"/>
               </w:rPr>
-              <w:t>CM-2 / AC-4 anchors; SR family from Book 12; PM family from Book 13</w:t>
+              <w:t>CM-2 / AC-4 anchors; SR family from Book 15; PM family from Book 16</w:t>
             </w:r>
           </w:p>
         </w:tc>
@@ -1900,7 +1900,7 @@
               <w:rPr>
                 <w:sz w:val="18"/>
               </w:rPr>
-              <w:t>An actual SBOM/VDR artifact, and the Book 16 submission cadence stated against the Dec 7 2026 gate</w:t>
+              <w:t>An actual SBOM/VDR artifact, and the Book 19 submission cadence stated against the Dec 7 2026 gate</w:t>
             </w:r>
           </w:p>
         </w:tc>
@@ -2013,7 +2013,7 @@
               <w:rPr>
                 <w:sz w:val="18"/>
               </w:rPr>
-              <w:t>11</w:t>
+              <w:t>14</w:t>
             </w:r>
           </w:p>
         </w:tc>
@@ -2115,7 +2115,7 @@
               <w:rPr>
                 <w:sz w:val="18"/>
               </w:rPr>
-              <w:t>A tabletop AAR (even a lab one) with findings and owners — a zero-finding AAR scores 0 here, per Book 11</w:t>
+              <w:t>A tabletop AAR (even a lab one) with findings and owners — a zero-finding AAR scores 0 here, per Book 14</w:t>
             </w:r>
           </w:p>
         </w:tc>
@@ -2228,7 +2228,7 @@
               <w:rPr>
                 <w:sz w:val="18"/>
               </w:rPr>
-              <w:t>15 (16 as the freshness/ConMon context)</w:t>
+              <w:t>18 (19 as the freshness/ConMon context)</w:t>
             </w:r>
           </w:p>
         </w:tc>
@@ -2343,7 +2343,7 @@
               <w:rPr>
                 <w:sz w:val="18"/>
               </w:rPr>
-              <w:t>An actual record (lab-generated is fine) passing the PASS logic, with per-identity phishing results — aggregate-only stats score 0 here, per Book 15</w:t>
+              <w:t>An actual record (lab-generated is fine) passing the PASS logic, with per-identity phishing results — aggregate-only stats score 0 here, per Book 18</w:t>
             </w:r>
           </w:p>
         </w:tc>
